--- a/fil rouge dev2 (Infra)/Documentation/Plan de sauvegarde et de supervision.docx
+++ b/fil rouge dev2 (Infra)/Documentation/Plan de sauvegarde et de supervision.docx
@@ -272,7 +272,7 @@
         <w:jc w:val="both"/>
       </w:pPr>
       <w:r>
-        <w:t xml:space="preserve">Sauvegarde complète (full) </w:t>
+        <w:t>Synchronisation automatique via Robocopy</w:t>
       </w:r>
     </w:p>
     <w:p>
@@ -285,7 +285,7 @@
         <w:jc w:val="both"/>
       </w:pPr>
       <w:r>
-        <w:t xml:space="preserve">Sauvegarde incrémentielle (plus rapide) </w:t>
+        <w:t>Sauvegarde complète périodique</w:t>
       </w:r>
     </w:p>
     <w:p>
@@ -3690,7 +3690,6 @@
   <w:style w:type="character" w:default="1" w:styleId="Policepardfaut">
     <w:name w:val="Default Paragraph Font"/>
     <w:uiPriority w:val="1"/>
-    <w:semiHidden/>
     <w:unhideWhenUsed/>
   </w:style>
   <w:style w:type="table" w:default="1" w:styleId="TableauNormal">
